--- a/worksheets/W13_跨立場來源包_學生用.docx
+++ b/worksheets/W13_跨立場來源包_學生用.docx
@@ -17,7 +17,7 @@
           <w:color w:val="1D4ED8"/>
           <w:sz w:val="22"/>
         </w:rPr>
-        <w:t>W13 / SOURCE PACK</w:t>
+        <w:t>W13 / 資料包</w:t>
       </w:r>
     </w:p>
     <w:p>
@@ -51,7 +51,7 @@
           <w:color w:val="5B6573"/>
           <w:sz w:val="22"/>
         </w:rPr>
-        <w:t>斷網 Plan B ＋ 全班共同示範。校名、事件、文字與所有數字均為教師自編虛構教材。</w:t>
+        <w:t>斷網備用版＋全班共同示範。校名、事件、文字與所有數字均為教師自編虛構教材。</w:t>
       </w:r>
     </w:p>
     <w:p>
@@ -208,7 +208,7 @@
           <w:color w:val="5B6573"/>
           <w:sz w:val="18"/>
         </w:rPr>
-        <w:t>判讀提醒｜來源卡是候選資料，不是答案。請回歷程本標：原始出處、查證顏色、來源梯級、能支持、不能支持。</w:t>
+        <w:t>判讀提醒｜來源卡是候選資料，不是答案。請回歷程本寫：最初資料、查完後的顏色、先去哪裡找、能支持、不能支持。</w:t>
       </w:r>
     </w:p>
     <w:p>
@@ -231,7 +231,7 @@
           <w:color w:val="1D4ED8"/>
           <w:sz w:val="22"/>
         </w:rPr>
-        <w:t>W13 / SOURCE FAMILY</w:t>
+        <w:t>W13 / 是不是同一份資料</w:t>
       </w:r>
     </w:p>
     <w:p>
@@ -444,7 +444,7 @@
           <w:color w:val="5B6573"/>
           <w:sz w:val="18"/>
         </w:rPr>
-        <w:t>側向一查｜B 與 C 能否算兩份獨立證據？請在歷程本寫下它們共同回到哪裡。</w:t>
+        <w:t>再找一份資料｜B 與 C 能不能算兩份沒有互相照抄的資料？請在歷程本寫下它們共同回到哪裡。</w:t>
       </w:r>
     </w:p>
     <w:p>
@@ -467,7 +467,7 @@
           <w:color w:val="1D4ED8"/>
           <w:sz w:val="22"/>
         </w:rPr>
-        <w:t>W13 / CHALLENGE</w:t>
+        <w:t>W13 / 最強挑戰</w:t>
       </w:r>
     </w:p>
     <w:p>
@@ -501,7 +501,7 @@
           <w:color w:val="5B6573"/>
           <w:sz w:val="22"/>
         </w:rPr>
-        <w:t>最強挑戰不一定來自另一個陣營；也可能是例外、測量限制或關鍵資料根本沒被記錄。</w:t>
+        <w:t>最強挑戰不一定來自另一個陣營；也可能是例外、資料其實沒量到你要說的事，或關鍵資料根本沒被記錄。</w:t>
       </w:r>
     </w:p>
     <w:p>
@@ -665,7 +665,7 @@
           <w:color w:val="1A2340"/>
           <w:sz w:val="20"/>
         </w:rPr>
-        <w:t>文章沒有說明「專注力」如何測量，也沒有提供獨立於校訊 B 的第二份資料。來源身分是梯 3；它是否能成為綠色，仍要看能否找到獨立原始證據。</w:t>
+        <w:t>文章沒有說明「專注力」怎麼測，也沒有提供一份不靠校訊 B 的資料。這是個人文章；要再找一份最初資料確認，才能判成綠色。</w:t>
       </w:r>
     </w:p>
     <w:p>
@@ -680,7 +680,7 @@
           <w:color w:val="1D4ED8"/>
           <w:sz w:val="19"/>
         </w:rPr>
-        <w:t>最強挑戰四選一｜□ 反證　□ 例外　□ 測量限制　□ 資料缺口。選一項，指出它削弱或限縮哪一句。</w:t>
+        <w:t>最強挑戰四選一｜□ 找到相反結果　□ 有不適用的情況　□ 資料量到的不是我想說的　□ 該查的事沒被記錄。選一項，指出它讓哪一句需要縮小。</w:t>
       </w:r>
     </w:p>
     <w:p>
@@ -695,7 +695,7 @@
           <w:color w:val="5B6573"/>
           <w:sz w:val="18"/>
         </w:rPr>
-        <w:t>判讀提醒｜來源卡是候選資料，不是答案。請回歷程本標：原始出處、查證顏色、來源梯級、能支持、不能支持。</w:t>
+        <w:t>判讀提醒｜來源卡是候選資料，不是答案。請回歷程本寫：最初資料、查完後的顏色、先去哪裡找、能支持、不能支持。</w:t>
       </w:r>
     </w:p>
     <w:sectPr>
